--- a/testakten/insolvenz-asset-deal-chaincortex-ai-berlin/09_asset-purchase-agreement-text.docx
+++ b/testakten/insolvenz-asset-deal-chaincortex-ai-berlin/09_asset-purchase-agreement-text.docx
@@ -5,16 +5,20 @@
     <w:p>
       <w:pPr>
         <w:pStyle w:val="Heading1"/>
+        <w:spacing w:after="160" w:line="259" w:lineRule="auto"/>
       </w:pPr>
       <w:r>
         <w:rPr>
           <w:rFonts w:ascii="Times New Roman" w:hAnsi="Times New Roman"/>
+          <w:b/>
+          <w:sz w:val="28"/>
         </w:rPr>
         <w:t>09 — Asset-Purchase-Agreement (Volltext, ausgefüllt)</w:t>
       </w:r>
     </w:p>
     <w:p>
       <w:pPr>
+        <w:spacing w:line="259" w:lineRule="auto" w:after="60"/>
         <w:ind w:left="567"/>
       </w:pPr>
       <w:r>
@@ -74,64 +78,100 @@
         <w:t xml:space="preserve"> bei.</w:t>
       </w:r>
     </w:p>
-    <w:p/>
     <w:p>
       <w:pPr>
+        <w:spacing w:line="259" w:lineRule="auto" w:after="60"/>
+      </w:pPr>
+    </w:p>
+    <w:p>
+      <w:pPr>
         <w:pStyle w:val="Heading2"/>
+        <w:spacing w:before="120" w:after="60" w:line="259" w:lineRule="auto"/>
       </w:pPr>
       <w:r>
         <w:rPr>
           <w:rFonts w:ascii="Times New Roman" w:hAnsi="Times New Roman"/>
+          <w:b/>
+          <w:sz w:val="22"/>
         </w:rPr>
         <w:t>KAUFVERTRAG (Asset Deal)</w:t>
       </w:r>
     </w:p>
     <w:p>
       <w:pPr>
+        <w:spacing w:before="120" w:after="60" w:line="259" w:lineRule="auto"/>
         <w:jc w:val="left"/>
       </w:pPr>
       <w:r>
+        <w:rPr>
+          <w:rFonts w:ascii="Times New Roman" w:hAnsi="Times New Roman"/>
+          <w:b/>
+          <w:sz w:val="22"/>
+        </w:rPr>
         <w:t>zwischen</w:t>
       </w:r>
     </w:p>
     <w:p>
       <w:pPr>
+        <w:spacing w:before="120" w:after="60" w:line="259" w:lineRule="auto"/>
         <w:jc w:val="left"/>
       </w:pPr>
       <w:r>
         <w:rPr>
+          <w:rFonts w:ascii="Times New Roman" w:hAnsi="Times New Roman"/>
           <w:b/>
+          <w:sz w:val="22"/>
         </w:rPr>
         <w:t>Herrn Dr. Konrad Vorberg</w:t>
       </w:r>
       <w:r>
+        <w:rPr>
+          <w:rFonts w:ascii="Times New Roman" w:hAnsi="Times New Roman"/>
+          <w:b/>
+          <w:sz w:val="22"/>
+        </w:rPr>
         <w:t>, geschäftsansässig Charlottenstraße 65, 10117 Berlin,</w:t>
       </w:r>
     </w:p>
     <w:p>
       <w:pPr>
+        <w:spacing w:before="120" w:after="60" w:line="259" w:lineRule="auto"/>
         <w:jc w:val="left"/>
       </w:pPr>
       <w:r>
+        <w:rPr>
+          <w:rFonts w:ascii="Times New Roman" w:hAnsi="Times New Roman"/>
+          <w:b/>
+          <w:sz w:val="22"/>
+        </w:rPr>
         <w:t>in seiner Eigenschaft als Insolvenzverwalter über das Vermögen der</w:t>
       </w:r>
     </w:p>
     <w:p>
       <w:pPr>
+        <w:spacing w:before="120" w:after="60" w:line="259" w:lineRule="auto"/>
         <w:jc w:val="left"/>
       </w:pPr>
       <w:r>
         <w:rPr>
+          <w:rFonts w:ascii="Times New Roman" w:hAnsi="Times New Roman"/>
           <w:b/>
+          <w:sz w:val="22"/>
         </w:rPr>
         <w:t>ChainCortex AI GmbH</w:t>
       </w:r>
       <w:r>
+        <w:rPr>
+          <w:rFonts w:ascii="Times New Roman" w:hAnsi="Times New Roman"/>
+          <w:b/>
+          <w:sz w:val="22"/>
+        </w:rPr>
         <w:t>, Linienstraße 219a, 10119 Berlin</w:t>
       </w:r>
     </w:p>
     <w:p>
       <w:pPr>
+        <w:spacing w:line="259" w:lineRule="auto" w:after="60"/>
         <w:jc w:val="left"/>
       </w:pPr>
       <w:r>
@@ -140,6 +180,7 @@
     </w:p>
     <w:p>
       <w:pPr>
+        <w:spacing w:line="259" w:lineRule="auto" w:after="60"/>
         <w:jc w:val="left"/>
       </w:pPr>
       <w:r>
@@ -148,6 +189,7 @@
     </w:p>
     <w:p>
       <w:pPr>
+        <w:spacing w:line="259" w:lineRule="auto" w:after="60"/>
         <w:jc w:val="left"/>
       </w:pPr>
       <w:r>
@@ -162,6 +204,7 @@
     </w:p>
     <w:p>
       <w:pPr>
+        <w:spacing w:line="259" w:lineRule="auto" w:after="60"/>
         <w:jc w:val="left"/>
       </w:pPr>
       <w:r>
@@ -170,6 +213,7 @@
     </w:p>
     <w:p>
       <w:pPr>
+        <w:spacing w:line="259" w:lineRule="auto" w:after="60"/>
         <w:jc w:val="left"/>
       </w:pPr>
       <w:r>
@@ -178,6 +222,7 @@
     </w:p>
     <w:p>
       <w:pPr>
+        <w:spacing w:line="259" w:lineRule="auto" w:after="60"/>
         <w:jc w:val="left"/>
       </w:pPr>
       <w:r>
@@ -186,16 +231,22 @@
     </w:p>
     <w:p>
       <w:pPr>
+        <w:spacing w:line="259" w:lineRule="auto" w:after="60"/>
         <w:jc w:val="left"/>
       </w:pPr>
       <w:r>
         <w:t>— alle zusammen nachfolgend „die Parteien" —</w:t>
       </w:r>
     </w:p>
-    <w:p/>
     <w:p>
       <w:pPr>
+        <w:spacing w:line="259" w:lineRule="auto" w:after="60"/>
+      </w:pPr>
+    </w:p>
+    <w:p>
+      <w:pPr>
         <w:pStyle w:val="Heading2"/>
+        <w:spacing w:line="259" w:lineRule="auto" w:after="60"/>
       </w:pPr>
       <w:r>
         <w:rPr>
@@ -206,6 +257,7 @@
     </w:p>
     <w:p>
       <w:pPr>
+        <w:spacing w:line="259" w:lineRule="auto" w:after="60"/>
         <w:jc w:val="left"/>
       </w:pPr>
       <w:r>
@@ -214,6 +266,7 @@
     </w:p>
     <w:p>
       <w:pPr>
+        <w:spacing w:line="259" w:lineRule="auto" w:after="60"/>
         <w:jc w:val="left"/>
       </w:pPr>
       <w:r>
@@ -222,6 +275,7 @@
     </w:p>
     <w:p>
       <w:pPr>
+        <w:spacing w:line="259" w:lineRule="auto" w:after="60"/>
         <w:jc w:val="left"/>
       </w:pPr>
       <w:r>
@@ -230,6 +284,7 @@
     </w:p>
     <w:p>
       <w:pPr>
+        <w:spacing w:line="259" w:lineRule="auto" w:after="60"/>
         <w:jc w:val="left"/>
       </w:pPr>
       <w:r>
@@ -238,6 +293,7 @@
     </w:p>
     <w:p>
       <w:pPr>
+        <w:spacing w:line="259" w:lineRule="auto" w:after="60"/>
         <w:jc w:val="left"/>
       </w:pPr>
       <w:r>
@@ -264,6 +320,7 @@
     </w:p>
     <w:p>
       <w:pPr>
+        <w:spacing w:line="259" w:lineRule="auto" w:after="60"/>
         <w:jc w:val="left"/>
       </w:pPr>
       <w:r>
@@ -273,6 +330,7 @@
     <w:p>
       <w:pPr>
         <w:pStyle w:val="Heading1"/>
+        <w:spacing w:line="259" w:lineRule="auto" w:after="60"/>
       </w:pPr>
       <w:r>
         <w:rPr>
@@ -281,10 +339,15 @@
         <w:t>Kaufvertrag:</w:t>
       </w:r>
     </w:p>
-    <w:p/>
     <w:p>
       <w:pPr>
+        <w:spacing w:line="259" w:lineRule="auto" w:after="60"/>
+      </w:pPr>
+    </w:p>
+    <w:p>
+      <w:pPr>
         <w:pStyle w:val="Heading3"/>
+        <w:spacing w:line="259" w:lineRule="auto" w:after="60"/>
       </w:pPr>
       <w:r>
         <w:rPr>
@@ -295,6 +358,7 @@
     </w:p>
     <w:p>
       <w:pPr>
+        <w:spacing w:line="259" w:lineRule="auto" w:after="60"/>
         <w:jc w:val="left"/>
       </w:pPr>
       <w:r>
@@ -303,6 +367,7 @@
     </w:p>
     <w:p>
       <w:pPr>
+        <w:spacing w:line="259" w:lineRule="auto" w:after="60"/>
         <w:jc w:val="left"/>
       </w:pPr>
       <w:r>
@@ -321,6 +386,7 @@
     <w:p>
       <w:pPr>
         <w:pStyle w:val="Heading3"/>
+        <w:spacing w:line="259" w:lineRule="auto" w:after="60"/>
       </w:pPr>
       <w:r>
         <w:rPr>
@@ -331,6 +397,7 @@
     </w:p>
     <w:p>
       <w:pPr>
+        <w:spacing w:line="259" w:lineRule="auto" w:after="60"/>
         <w:jc w:val="left"/>
       </w:pPr>
       <w:r>
@@ -348,6 +415,7 @@
     </w:p>
     <w:p>
       <w:pPr>
+        <w:spacing w:line="259" w:lineRule="auto" w:after="60"/>
         <w:jc w:val="left"/>
       </w:pPr>
       <w:r>
@@ -356,6 +424,7 @@
     </w:p>
     <w:p>
       <w:pPr>
+        <w:spacing w:line="259" w:lineRule="auto" w:after="60"/>
         <w:jc w:val="left"/>
       </w:pPr>
       <w:r>
@@ -364,6 +433,7 @@
     </w:p>
     <w:p>
       <w:pPr>
+        <w:spacing w:line="259" w:lineRule="auto" w:after="60"/>
         <w:jc w:val="left"/>
       </w:pPr>
       <w:r>
@@ -391,6 +461,7 @@
     <w:p>
       <w:pPr>
         <w:pStyle w:val="ListBullet"/>
+        <w:spacing w:line="259" w:lineRule="auto" w:after="60"/>
       </w:pPr>
       <w:r>
         <w:rPr>
@@ -405,6 +476,7 @@
     <w:p>
       <w:pPr>
         <w:pStyle w:val="ListBullet"/>
+        <w:spacing w:line="259" w:lineRule="auto" w:after="60"/>
       </w:pPr>
       <w:r>
         <w:rPr>
@@ -418,6 +490,7 @@
     </w:p>
     <w:p>
       <w:pPr>
+        <w:spacing w:line="259" w:lineRule="auto" w:after="60"/>
         <w:jc w:val="left"/>
       </w:pPr>
       <w:r>
@@ -435,6 +508,7 @@
     </w:p>
     <w:p>
       <w:pPr>
+        <w:spacing w:line="259" w:lineRule="auto" w:after="60"/>
         <w:jc w:val="left"/>
       </w:pPr>
       <w:r>
@@ -443,6 +517,7 @@
     </w:p>
     <w:p>
       <w:pPr>
+        <w:spacing w:line="259" w:lineRule="auto" w:after="60"/>
         <w:jc w:val="left"/>
       </w:pPr>
       <w:r>
@@ -470,6 +545,7 @@
     <w:p>
       <w:pPr>
         <w:pStyle w:val="Heading3"/>
+        <w:spacing w:line="259" w:lineRule="auto" w:after="60"/>
       </w:pPr>
       <w:r>
         <w:rPr>
@@ -480,6 +556,7 @@
     </w:p>
     <w:p>
       <w:pPr>
+        <w:spacing w:line="259" w:lineRule="auto" w:after="60"/>
         <w:jc w:val="left"/>
       </w:pPr>
       <w:r>
@@ -488,6 +565,7 @@
     </w:p>
     <w:p>
       <w:pPr>
+        <w:spacing w:line="259" w:lineRule="auto" w:after="60"/>
         <w:jc w:val="left"/>
       </w:pPr>
       <w:r>
@@ -499,6 +577,7 @@
     </w:p>
     <w:p>
       <w:pPr>
+        <w:spacing w:line="259" w:lineRule="auto" w:after="60"/>
         <w:jc w:val="left"/>
       </w:pPr>
       <w:r>
@@ -510,6 +589,7 @@
     </w:p>
     <w:p>
       <w:pPr>
+        <w:spacing w:line="259" w:lineRule="auto" w:after="60"/>
         <w:jc w:val="left"/>
       </w:pPr>
       <w:r>
@@ -518,6 +598,7 @@
     </w:p>
     <w:p>
       <w:pPr>
+        <w:spacing w:line="259" w:lineRule="auto" w:after="60"/>
         <w:jc w:val="left"/>
       </w:pPr>
       <w:r>
@@ -535,6 +616,7 @@
     </w:p>
     <w:p>
       <w:pPr>
+        <w:spacing w:line="259" w:lineRule="auto" w:after="60"/>
         <w:jc w:val="left"/>
       </w:pPr>
       <w:r>
@@ -544,6 +626,7 @@
     <w:p>
       <w:pPr>
         <w:pStyle w:val="Heading3"/>
+        <w:spacing w:line="259" w:lineRule="auto" w:after="60"/>
       </w:pPr>
       <w:r>
         <w:rPr>
@@ -554,6 +637,7 @@
     </w:p>
     <w:p>
       <w:pPr>
+        <w:spacing w:line="259" w:lineRule="auto" w:after="60"/>
         <w:jc w:val="left"/>
       </w:pPr>
       <w:r>
@@ -571,6 +655,7 @@
     </w:p>
     <w:p>
       <w:pPr>
+        <w:spacing w:line="259" w:lineRule="auto" w:after="60"/>
         <w:ind w:left="567"/>
       </w:pPr>
       <w:r>
@@ -582,6 +667,7 @@
     </w:p>
     <w:p>
       <w:pPr>
+        <w:spacing w:line="259" w:lineRule="auto" w:after="60"/>
         <w:ind w:left="567"/>
       </w:pPr>
       <w:r>
@@ -593,6 +679,7 @@
     </w:p>
     <w:p>
       <w:pPr>
+        <w:spacing w:line="259" w:lineRule="auto" w:after="60"/>
         <w:ind w:left="567"/>
       </w:pPr>
       <w:r>
@@ -604,6 +691,7 @@
     </w:p>
     <w:p>
       <w:pPr>
+        <w:spacing w:line="259" w:lineRule="auto" w:after="60"/>
         <w:ind w:left="567"/>
       </w:pPr>
       <w:r>
@@ -615,6 +703,7 @@
     </w:p>
     <w:p>
       <w:pPr>
+        <w:spacing w:line="259" w:lineRule="auto" w:after="60"/>
         <w:ind w:left="567"/>
       </w:pPr>
       <w:r>
@@ -626,6 +715,7 @@
     </w:p>
     <w:p>
       <w:pPr>
+        <w:spacing w:line="259" w:lineRule="auto" w:after="60"/>
         <w:jc w:val="left"/>
       </w:pPr>
       <w:r>
@@ -643,6 +733,7 @@
     </w:p>
     <w:p>
       <w:pPr>
+        <w:spacing w:line="259" w:lineRule="auto" w:after="60"/>
         <w:jc w:val="left"/>
       </w:pPr>
       <w:r>
@@ -651,6 +742,7 @@
     </w:p>
     <w:p>
       <w:pPr>
+        <w:spacing w:line="259" w:lineRule="auto" w:after="60"/>
         <w:jc w:val="left"/>
       </w:pPr>
       <w:r>
@@ -678,6 +770,7 @@
     <w:p>
       <w:pPr>
         <w:pStyle w:val="Heading3"/>
+        <w:spacing w:line="259" w:lineRule="auto" w:after="60"/>
       </w:pPr>
       <w:r>
         <w:rPr>
@@ -688,6 +781,7 @@
     </w:p>
     <w:p>
       <w:pPr>
+        <w:spacing w:line="259" w:lineRule="auto" w:after="60"/>
         <w:jc w:val="left"/>
       </w:pPr>
       <w:r>
@@ -705,6 +799,7 @@
     </w:p>
     <w:p>
       <w:pPr>
+        <w:spacing w:line="259" w:lineRule="auto" w:after="60"/>
         <w:jc w:val="left"/>
       </w:pPr>
       <w:r>
@@ -713,6 +808,7 @@
     </w:p>
     <w:p>
       <w:pPr>
+        <w:spacing w:line="259" w:lineRule="auto" w:after="60"/>
         <w:jc w:val="left"/>
       </w:pPr>
       <w:r>
@@ -721,6 +817,7 @@
     </w:p>
     <w:p>
       <w:pPr>
+        <w:spacing w:line="259" w:lineRule="auto" w:after="60"/>
         <w:jc w:val="left"/>
       </w:pPr>
       <w:r>
@@ -729,6 +826,7 @@
     </w:p>
     <w:p>
       <w:pPr>
+        <w:spacing w:line="259" w:lineRule="auto" w:after="60"/>
         <w:jc w:val="left"/>
       </w:pPr>
       <w:r>
@@ -777,6 +875,7 @@
     <w:p>
       <w:pPr>
         <w:pStyle w:val="Heading3"/>
+        <w:spacing w:line="259" w:lineRule="auto" w:after="60"/>
       </w:pPr>
       <w:r>
         <w:rPr>
@@ -787,6 +886,7 @@
     </w:p>
     <w:p>
       <w:pPr>
+        <w:spacing w:line="259" w:lineRule="auto" w:after="60"/>
         <w:jc w:val="left"/>
       </w:pPr>
       <w:r>
@@ -795,6 +895,7 @@
     </w:p>
     <w:p>
       <w:pPr>
+        <w:spacing w:line="259" w:lineRule="auto" w:after="60"/>
         <w:jc w:val="left"/>
       </w:pPr>
       <w:r>
@@ -803,6 +904,7 @@
     </w:p>
     <w:p>
       <w:pPr>
+        <w:spacing w:line="259" w:lineRule="auto" w:after="60"/>
         <w:jc w:val="left"/>
       </w:pPr>
       <w:r>
@@ -811,6 +913,7 @@
     </w:p>
     <w:p>
       <w:pPr>
+        <w:spacing w:line="259" w:lineRule="auto" w:after="60"/>
         <w:jc w:val="left"/>
       </w:pPr>
       <w:r>
@@ -819,6 +922,7 @@
     </w:p>
     <w:p>
       <w:pPr>
+        <w:spacing w:line="259" w:lineRule="auto" w:after="60"/>
         <w:jc w:val="left"/>
       </w:pPr>
       <w:r>
@@ -837,6 +941,7 @@
     <w:p>
       <w:pPr>
         <w:pStyle w:val="Heading3"/>
+        <w:spacing w:line="259" w:lineRule="auto" w:after="60"/>
       </w:pPr>
       <w:r>
         <w:rPr>
@@ -847,6 +952,7 @@
     </w:p>
     <w:p>
       <w:pPr>
+        <w:spacing w:line="259" w:lineRule="auto" w:after="60"/>
         <w:jc w:val="left"/>
       </w:pPr>
       <w:r>
@@ -855,6 +961,7 @@
     </w:p>
     <w:p>
       <w:pPr>
+        <w:spacing w:line="259" w:lineRule="auto" w:after="60"/>
         <w:jc w:val="left"/>
       </w:pPr>
       <w:r>
@@ -863,6 +970,7 @@
     </w:p>
     <w:p>
       <w:pPr>
+        <w:spacing w:line="259" w:lineRule="auto" w:after="60"/>
         <w:jc w:val="left"/>
       </w:pPr>
       <w:r>
@@ -871,6 +979,7 @@
     </w:p>
     <w:p>
       <w:pPr>
+        <w:spacing w:line="259" w:lineRule="auto" w:after="60"/>
         <w:jc w:val="left"/>
       </w:pPr>
       <w:r>
@@ -879,6 +988,7 @@
     </w:p>
     <w:p>
       <w:pPr>
+        <w:spacing w:line="259" w:lineRule="auto" w:after="60"/>
         <w:jc w:val="left"/>
       </w:pPr>
       <w:r>
@@ -887,6 +997,7 @@
     </w:p>
     <w:p>
       <w:pPr>
+        <w:spacing w:line="259" w:lineRule="auto" w:after="60"/>
         <w:jc w:val="left"/>
       </w:pPr>
       <w:r>
@@ -895,6 +1006,7 @@
     </w:p>
     <w:p>
       <w:pPr>
+        <w:spacing w:line="259" w:lineRule="auto" w:after="60"/>
         <w:jc w:val="left"/>
       </w:pPr>
       <w:r>
@@ -903,6 +1015,7 @@
     </w:p>
     <w:p>
       <w:pPr>
+        <w:spacing w:line="259" w:lineRule="auto" w:after="60"/>
         <w:jc w:val="left"/>
       </w:pPr>
       <w:r>
@@ -920,6 +1033,7 @@
     </w:p>
     <w:p>
       <w:pPr>
+        <w:spacing w:line="259" w:lineRule="auto" w:after="60"/>
         <w:jc w:val="left"/>
       </w:pPr>
       <w:r>
@@ -937,6 +1051,7 @@
     </w:p>
     <w:p>
       <w:pPr>
+        <w:spacing w:line="259" w:lineRule="auto" w:after="60"/>
         <w:jc w:val="left"/>
       </w:pPr>
       <w:r>
@@ -955,6 +1070,7 @@
     <w:p>
       <w:pPr>
         <w:pStyle w:val="Heading3"/>
+        <w:spacing w:line="259" w:lineRule="auto" w:after="60"/>
       </w:pPr>
       <w:r>
         <w:rPr>
@@ -965,6 +1081,7 @@
     </w:p>
     <w:p>
       <w:pPr>
+        <w:spacing w:line="259" w:lineRule="auto" w:after="60"/>
         <w:jc w:val="left"/>
       </w:pPr>
       <w:r>
@@ -973,6 +1090,7 @@
     </w:p>
     <w:p>
       <w:pPr>
+        <w:spacing w:line="259" w:lineRule="auto" w:after="60"/>
         <w:jc w:val="left"/>
       </w:pPr>
       <w:r>
@@ -981,6 +1099,7 @@
     </w:p>
     <w:p>
       <w:pPr>
+        <w:spacing w:line="259" w:lineRule="auto" w:after="60"/>
         <w:jc w:val="left"/>
       </w:pPr>
       <w:r>
@@ -999,6 +1118,7 @@
     <w:p>
       <w:pPr>
         <w:pStyle w:val="Heading3"/>
+        <w:spacing w:line="259" w:lineRule="auto" w:after="60"/>
       </w:pPr>
       <w:r>
         <w:rPr>
@@ -1009,6 +1129,7 @@
     </w:p>
     <w:p>
       <w:pPr>
+        <w:spacing w:line="259" w:lineRule="auto" w:after="60"/>
         <w:jc w:val="left"/>
       </w:pPr>
       <w:r>
@@ -1018,6 +1139,7 @@
     <w:p>
       <w:pPr>
         <w:pStyle w:val="Heading3"/>
+        <w:spacing w:line="259" w:lineRule="auto" w:after="60"/>
       </w:pPr>
       <w:r>
         <w:rPr>
@@ -1028,6 +1150,7 @@
     </w:p>
     <w:p>
       <w:pPr>
+        <w:spacing w:line="259" w:lineRule="auto" w:after="60"/>
         <w:jc w:val="left"/>
       </w:pPr>
       <w:r>
@@ -1036,6 +1159,7 @@
     </w:p>
     <w:p>
       <w:pPr>
+        <w:spacing w:line="259" w:lineRule="auto" w:after="60"/>
         <w:jc w:val="left"/>
       </w:pPr>
       <w:r>
@@ -1044,6 +1168,7 @@
     </w:p>
     <w:p>
       <w:pPr>
+        <w:spacing w:line="259" w:lineRule="auto" w:after="60"/>
         <w:jc w:val="left"/>
       </w:pPr>
       <w:r>
@@ -1055,6 +1180,7 @@
     </w:p>
     <w:p>
       <w:pPr>
+        <w:spacing w:line="259" w:lineRule="auto" w:after="60"/>
         <w:ind w:left="567"/>
       </w:pPr>
       <w:r>
@@ -1066,6 +1192,7 @@
     </w:p>
     <w:p>
       <w:pPr>
+        <w:spacing w:line="259" w:lineRule="auto" w:after="60"/>
         <w:ind w:left="567"/>
       </w:pPr>
       <w:r>
@@ -1077,6 +1204,7 @@
     </w:p>
     <w:p>
       <w:pPr>
+        <w:spacing w:line="259" w:lineRule="auto" w:after="60"/>
         <w:ind w:left="567"/>
       </w:pPr>
       <w:r>
@@ -1088,6 +1216,7 @@
     </w:p>
     <w:p>
       <w:pPr>
+        <w:spacing w:line="259" w:lineRule="auto" w:after="60"/>
         <w:ind w:left="567"/>
       </w:pPr>
       <w:r>
@@ -1099,6 +1228,7 @@
     </w:p>
     <w:p>
       <w:pPr>
+        <w:spacing w:line="259" w:lineRule="auto" w:after="60"/>
         <w:ind w:left="567"/>
       </w:pPr>
       <w:r>
@@ -1110,6 +1240,7 @@
     </w:p>
     <w:p>
       <w:pPr>
+        <w:spacing w:line="259" w:lineRule="auto" w:after="60"/>
         <w:ind w:left="567"/>
       </w:pPr>
       <w:r>
@@ -1121,6 +1252,7 @@
     </w:p>
     <w:p>
       <w:pPr>
+        <w:spacing w:line="259" w:lineRule="auto" w:after="60"/>
         <w:ind w:left="567"/>
       </w:pPr>
       <w:r>
@@ -1132,6 +1264,7 @@
     </w:p>
     <w:p>
       <w:pPr>
+        <w:spacing w:line="259" w:lineRule="auto" w:after="60"/>
         <w:jc w:val="left"/>
       </w:pPr>
       <w:r>
@@ -1140,6 +1273,7 @@
     </w:p>
     <w:p>
       <w:pPr>
+        <w:spacing w:line="259" w:lineRule="auto" w:after="60"/>
         <w:ind w:left="567"/>
       </w:pPr>
       <w:r>
@@ -1151,6 +1285,7 @@
     </w:p>
     <w:p>
       <w:pPr>
+        <w:spacing w:line="259" w:lineRule="auto" w:after="60"/>
         <w:ind w:left="567"/>
       </w:pPr>
       <w:r>
@@ -1162,6 +1297,7 @@
     </w:p>
     <w:p>
       <w:pPr>
+        <w:spacing w:line="259" w:lineRule="auto" w:after="60"/>
         <w:jc w:val="left"/>
       </w:pPr>
       <w:r>
@@ -1173,6 +1309,7 @@
     </w:p>
     <w:p>
       <w:pPr>
+        <w:spacing w:line="259" w:lineRule="auto" w:after="60"/>
         <w:ind w:left="567"/>
       </w:pPr>
       <w:r>
@@ -1184,6 +1321,7 @@
     </w:p>
     <w:p>
       <w:pPr>
+        <w:spacing w:line="259" w:lineRule="auto" w:after="60"/>
         <w:ind w:left="567"/>
       </w:pPr>
       <w:r>
@@ -1195,6 +1333,7 @@
     </w:p>
     <w:p>
       <w:pPr>
+        <w:spacing w:line="259" w:lineRule="auto" w:after="60"/>
         <w:ind w:left="567"/>
       </w:pPr>
       <w:r>
@@ -1206,6 +1345,7 @@
     </w:p>
     <w:p>
       <w:pPr>
+        <w:spacing w:line="259" w:lineRule="auto" w:after="60"/>
         <w:ind w:left="567"/>
       </w:pPr>
       <w:r>
@@ -1217,6 +1357,7 @@
     </w:p>
     <w:p>
       <w:pPr>
+        <w:spacing w:line="259" w:lineRule="auto" w:after="60"/>
         <w:ind w:left="567"/>
       </w:pPr>
       <w:r>
@@ -1228,6 +1369,7 @@
     </w:p>
     <w:p>
       <w:pPr>
+        <w:spacing w:line="259" w:lineRule="auto" w:after="60"/>
         <w:jc w:val="left"/>
       </w:pPr>
       <w:r>
@@ -1236,6 +1378,7 @@
     </w:p>
     <w:p>
       <w:pPr>
+        <w:spacing w:line="259" w:lineRule="auto" w:after="60"/>
         <w:ind w:left="567"/>
       </w:pPr>
       <w:r>
@@ -1247,6 +1390,7 @@
     </w:p>
     <w:p>
       <w:pPr>
+        <w:spacing w:line="259" w:lineRule="auto" w:after="60"/>
         <w:ind w:left="567"/>
       </w:pPr>
       <w:r>
@@ -1258,6 +1402,7 @@
     </w:p>
     <w:p>
       <w:pPr>
+        <w:spacing w:line="259" w:lineRule="auto" w:after="60"/>
         <w:ind w:left="567"/>
       </w:pPr>
       <w:r>
@@ -1269,6 +1414,7 @@
     </w:p>
     <w:p>
       <w:pPr>
+        <w:spacing w:line="259" w:lineRule="auto" w:after="60"/>
         <w:ind w:left="567"/>
       </w:pPr>
       <w:r>
@@ -1280,6 +1426,7 @@
     </w:p>
     <w:p>
       <w:pPr>
+        <w:spacing w:line="259" w:lineRule="auto" w:after="60"/>
         <w:jc w:val="left"/>
       </w:pPr>
       <w:r>
@@ -1289,6 +1436,7 @@
     <w:p>
       <w:pPr>
         <w:pStyle w:val="Heading3"/>
+        <w:spacing w:line="259" w:lineRule="auto" w:after="60"/>
       </w:pPr>
       <w:r>
         <w:rPr>
@@ -1299,6 +1447,7 @@
     </w:p>
     <w:p>
       <w:pPr>
+        <w:spacing w:line="259" w:lineRule="auto" w:after="60"/>
         <w:jc w:val="left"/>
       </w:pPr>
       <w:r>
@@ -1307,6 +1456,7 @@
     </w:p>
     <w:p>
       <w:pPr>
+        <w:spacing w:line="259" w:lineRule="auto" w:after="60"/>
         <w:jc w:val="left"/>
       </w:pPr>
       <w:r>
@@ -1324,6 +1474,7 @@
     </w:p>
     <w:p>
       <w:pPr>
+        <w:spacing w:line="259" w:lineRule="auto" w:after="60"/>
         <w:jc w:val="left"/>
       </w:pPr>
       <w:r>
@@ -1332,6 +1483,7 @@
     </w:p>
     <w:p>
       <w:pPr>
+        <w:spacing w:line="259" w:lineRule="auto" w:after="60"/>
         <w:jc w:val="left"/>
       </w:pPr>
       <w:r>
@@ -1340,6 +1492,7 @@
     </w:p>
     <w:p>
       <w:pPr>
+        <w:spacing w:line="259" w:lineRule="auto" w:after="60"/>
         <w:jc w:val="left"/>
       </w:pPr>
       <w:r>
@@ -1348,6 +1501,7 @@
     </w:p>
     <w:p>
       <w:pPr>
+        <w:spacing w:line="259" w:lineRule="auto" w:after="60"/>
         <w:jc w:val="left"/>
       </w:pPr>
       <w:r>
@@ -1356,6 +1510,7 @@
     </w:p>
     <w:p>
       <w:pPr>
+        <w:spacing w:line="259" w:lineRule="auto" w:after="60"/>
         <w:jc w:val="left"/>
       </w:pPr>
       <w:r>
@@ -1364,6 +1519,7 @@
     </w:p>
     <w:p>
       <w:pPr>
+        <w:spacing w:line="259" w:lineRule="auto" w:after="60"/>
         <w:jc w:val="left"/>
       </w:pPr>
       <w:r>
@@ -1372,6 +1528,7 @@
     </w:p>
     <w:p>
       <w:pPr>
+        <w:spacing w:line="259" w:lineRule="auto" w:after="60"/>
         <w:jc w:val="left"/>
       </w:pPr>
       <w:r>
@@ -1396,18 +1553,28 @@
         <w:t>) eingerichtet und betreibt ein angemessenes Compliance-Management-System (Datenschutz, Geldwäscheprävention, IT-Sicherheit). Eine etwaige Hinweisaufnahme bezüglich vorinsolvenzlicher Sachverhalte der Schuldnerin erfolgt unter Wahrung der gesetzlichen Geheimhaltungspflichten und unter Einbeziehung des Insolvenzverwalters; dieser entscheidet nach pflichtgemäßem Ermessen über die Mitteilung an den Gläubigerausschuss und über die Geltendmachung etwaiger Ersatzansprüche der Masse gegen Dritte.</w:t>
       </w:r>
     </w:p>
-    <w:p/>
     <w:p>
       <w:pPr>
+        <w:spacing w:line="259" w:lineRule="auto" w:after="60"/>
+      </w:pPr>
+    </w:p>
+    <w:p>
+      <w:pPr>
+        <w:spacing w:line="259" w:lineRule="auto" w:after="60"/>
         <w:jc w:val="left"/>
       </w:pPr>
       <w:r>
         <w:t>Berlin, den 25.06.2026</w:t>
       </w:r>
     </w:p>
-    <w:p/>
     <w:p>
       <w:pPr>
+        <w:spacing w:line="259" w:lineRule="auto" w:after="60"/>
+      </w:pPr>
+    </w:p>
+    <w:p>
+      <w:pPr>
+        <w:spacing w:line="259" w:lineRule="auto" w:after="60"/>
         <w:jc w:val="left"/>
       </w:pPr>
       <w:r>
@@ -1416,6 +1583,7 @@
     </w:p>
     <w:p>
       <w:pPr>
+        <w:spacing w:line="259" w:lineRule="auto" w:after="60"/>
         <w:jc w:val="left"/>
       </w:pPr>
       <w:r>
@@ -1424,6 +1592,7 @@
     </w:p>
     <w:p>
       <w:pPr>
+        <w:spacing w:line="259" w:lineRule="auto" w:after="60"/>
         <w:jc w:val="left"/>
       </w:pPr>
       <w:r>
@@ -1438,15 +1607,21 @@
     </w:p>
     <w:p>
       <w:pPr>
+        <w:spacing w:line="259" w:lineRule="auto" w:after="60"/>
         <w:jc w:val="left"/>
       </w:pPr>
       <w:r>
         <w:t>Berlin, den 25.06.2026</w:t>
       </w:r>
     </w:p>
-    <w:p/>
     <w:p>
       <w:pPr>
+        <w:spacing w:line="259" w:lineRule="auto" w:after="60"/>
+      </w:pPr>
+    </w:p>
+    <w:p>
+      <w:pPr>
+        <w:spacing w:line="259" w:lineRule="auto" w:after="60"/>
         <w:jc w:val="left"/>
       </w:pPr>
       <w:r>
@@ -1461,16 +1636,22 @@
     </w:p>
     <w:p>
       <w:pPr>
+        <w:spacing w:line="259" w:lineRule="auto" w:after="60"/>
         <w:jc w:val="left"/>
       </w:pPr>
       <w:r>
         <w:t>ihre Geschäftsführerin Frau Dr. Carlotta Hennings</w:t>
       </w:r>
     </w:p>
-    <w:p/>
     <w:p>
       <w:pPr>
+        <w:spacing w:line="259" w:lineRule="auto" w:after="60"/>
+      </w:pPr>
+    </w:p>
+    <w:p>
+      <w:pPr>
         <w:pStyle w:val="Heading2"/>
+        <w:spacing w:line="259" w:lineRule="auto" w:after="60"/>
       </w:pPr>
       <w:r>
         <w:rPr>
@@ -1482,6 +1663,7 @@
     <w:p>
       <w:pPr>
         <w:pStyle w:val="ListBullet"/>
+        <w:spacing w:line="259" w:lineRule="auto" w:after="60"/>
       </w:pPr>
       <w:r>
         <w:rPr>
@@ -1493,6 +1675,7 @@
     <w:p>
       <w:pPr>
         <w:pStyle w:val="ListBullet"/>
+        <w:spacing w:line="259" w:lineRule="auto" w:after="60"/>
       </w:pPr>
       <w:r>
         <w:t>Anlage 1a — Marken (DPMA-Wortmarken ChainCortex, BlockSight; Bildmarke ChainCortex-Logo)</w:t>
@@ -1501,6 +1684,7 @@
     <w:p>
       <w:pPr>
         <w:pStyle w:val="ListBullet"/>
+        <w:spacing w:line="259" w:lineRule="auto" w:after="60"/>
       </w:pPr>
       <w:r>
         <w:t xml:space="preserve">Anlage 1b — Software-Repositories (CCE-Core, BlockSight Sentinel, InsightLLM-Adapter) — privates GitHub-Repo </w:t>
@@ -1515,6 +1699,7 @@
     <w:p>
       <w:pPr>
         <w:pStyle w:val="ListBullet"/>
+        <w:spacing w:line="259" w:lineRule="auto" w:after="60"/>
       </w:pPr>
       <w:r>
         <w:t>Anlage 1c — Kundendaten</w:t>
@@ -1523,6 +1708,7 @@
     <w:p>
       <w:pPr>
         <w:pStyle w:val="ListBullet"/>
+        <w:spacing w:line="259" w:lineRule="auto" w:after="60"/>
       </w:pPr>
       <w:r>
         <w:t xml:space="preserve">Anlage 1c.1 — Business-Kunden (juristische Personen) — siehe </w:t>
@@ -1534,6 +1720,7 @@
     <w:p>
       <w:pPr>
         <w:pStyle w:val="ListBullet"/>
+        <w:spacing w:line="259" w:lineRule="auto" w:after="60"/>
       </w:pPr>
       <w:r>
         <w:t xml:space="preserve">Anlage 1c.2 — Privatkunden (natürliche Personen, vorbehaltlich 30-Tage-Widerspruchsfrist DSGVO) — siehe </w:t>
@@ -1545,6 +1732,7 @@
     <w:p>
       <w:pPr>
         <w:pStyle w:val="ListBullet"/>
+        <w:spacing w:line="259" w:lineRule="auto" w:after="60"/>
       </w:pPr>
       <w:r>
         <w:t>Anlage 1d — Domains (chaincortex.ai, chaincortex.io, blocksight-sentinel.io, blocksight.de)</w:t>
@@ -1553,6 +1741,7 @@
     <w:p>
       <w:pPr>
         <w:pStyle w:val="ListBullet"/>
+        <w:spacing w:line="259" w:lineRule="auto" w:after="60"/>
       </w:pPr>
       <w:r>
         <w:t>Anlage 1e — Know-how / Geschäftsgeheimnisse nach GeschGehG</w:t>
@@ -1561,6 +1750,7 @@
     <w:p>
       <w:pPr>
         <w:pStyle w:val="ListBullet"/>
+        <w:spacing w:line="259" w:lineRule="auto" w:after="60"/>
       </w:pPr>
       <w:r>
         <w:rPr>
@@ -1581,6 +1771,7 @@
     <w:p>
       <w:pPr>
         <w:pStyle w:val="ListBullet"/>
+        <w:spacing w:line="259" w:lineRule="auto" w:after="60"/>
       </w:pPr>
       <w:r>
         <w:rPr>
@@ -1595,6 +1786,7 @@
     <w:p>
       <w:pPr>
         <w:pStyle w:val="ListBullet"/>
+        <w:spacing w:line="259" w:lineRule="auto" w:after="60"/>
       </w:pPr>
       <w:r>
         <w:rPr>
@@ -1609,6 +1801,7 @@
     <w:p>
       <w:pPr>
         <w:pStyle w:val="ListBullet"/>
+        <w:spacing w:line="259" w:lineRule="auto" w:after="60"/>
       </w:pPr>
       <w:r>
         <w:rPr>
@@ -1623,6 +1816,7 @@
     <w:p>
       <w:pPr>
         <w:pStyle w:val="ListBullet"/>
+        <w:spacing w:line="259" w:lineRule="auto" w:after="60"/>
       </w:pPr>
       <w:r>
         <w:rPr>
@@ -1635,13 +1829,58 @@
       </w:r>
     </w:p>
     <w:sectPr>
+      <w:headerReference w:type="default" r:id="rId9"/>
+      <w:footerReference w:type="default" r:id="rId10"/>
       <w:pgSz w:w="11906" w:h="16838"/>
-      <w:pgMar w:top="1417" w:right="1417" w:bottom="1417" w:left="1417" w:header="720" w:footer="720" w:gutter="0"/>
+      <w:pgMar w:top="1191" w:right="1247" w:bottom="1134" w:left="1361" w:header="720" w:footer="720" w:gutter="0"/>
       <w:cols w:space="720"/>
       <w:docGrid w:linePitch="360"/>
     </w:sectPr>
   </w:body>
 </w:document>
+</file>
+
+<file path=word/footer1.xml><?xml version="1.0" encoding="utf-8"?>
+<w:ftr xmlns:m="http://schemas.openxmlformats.org/officeDocument/2006/math" xmlns:mc="http://schemas.openxmlformats.org/markup-compatibility/2006" xmlns:mo="http://schemas.microsoft.com/office/mac/office/2008/main" xmlns:mv="urn:schemas-microsoft-com:mac:vml" xmlns:o="urn:schemas-microsoft-com:office:office" xmlns:r="http://schemas.openxmlformats.org/officeDocument/2006/relationships" xmlns:v="urn:schemas-microsoft-com:vml" xmlns:w10="urn:schemas-microsoft-com:office:word" xmlns:w14="http://schemas.microsoft.com/office/word/2010/wordml" xmlns:w="http://schemas.openxmlformats.org/wordprocessingml/2006/main" xmlns:wne="http://schemas.microsoft.com/office/word/2006/wordml" xmlns:wp14="http://schemas.microsoft.com/office/word/2010/wordprocessingDrawing" xmlns:wp="http://schemas.openxmlformats.org/drawingml/2006/wordprocessingDrawing" xmlns:wpc="http://schemas.microsoft.com/office/word/2010/wordprocessingCanvas" xmlns:wpg="http://schemas.microsoft.com/office/word/2010/wordprocessingGroup" xmlns:wpi="http://schemas.microsoft.com/office/word/2010/wordprocessingInk" xmlns:wps="http://schemas.microsoft.com/office/word/2010/wordprocessingShape" mc:Ignorable="w14 wp14">
+  <w:p>
+    <w:pPr>
+      <w:pStyle w:val="Footer"/>
+      <w:jc w:val="left"/>
+    </w:pPr>
+    <w:r/>
+    <w:r>
+      <w:rPr>
+        <w:rFonts w:ascii="Times New Roman" w:hAnsi="Times New Roman"/>
+        <w:b w:val="0"/>
+        <w:color w:val="777777"/>
+        <w:sz w:val="17"/>
+      </w:rPr>
+      <w:t>Vertraulich | Bearbeitungsstand Juli 2026 | nur zur Aktenbearbeitung</w:t>
+    </w:r>
+  </w:p>
+</w:ftr>
+</file>
+
+<file path=word/header1.xml><?xml version="1.0" encoding="utf-8"?>
+<w:hdr xmlns:m="http://schemas.openxmlformats.org/officeDocument/2006/math" xmlns:mc="http://schemas.openxmlformats.org/markup-compatibility/2006" xmlns:mo="http://schemas.microsoft.com/office/mac/office/2008/main" xmlns:mv="urn:schemas-microsoft-com:mac:vml" xmlns:o="urn:schemas-microsoft-com:office:office" xmlns:r="http://schemas.openxmlformats.org/officeDocument/2006/relationships" xmlns:v="urn:schemas-microsoft-com:vml" xmlns:w10="urn:schemas-microsoft-com:office:word" xmlns:w14="http://schemas.microsoft.com/office/word/2010/wordml" xmlns:w="http://schemas.openxmlformats.org/wordprocessingml/2006/main" xmlns:wne="http://schemas.microsoft.com/office/word/2006/wordml" xmlns:wp14="http://schemas.microsoft.com/office/word/2010/wordprocessingDrawing" xmlns:wp="http://schemas.openxmlformats.org/drawingml/2006/wordprocessingDrawing" xmlns:wpc="http://schemas.microsoft.com/office/word/2010/wordprocessingCanvas" xmlns:wpg="http://schemas.microsoft.com/office/word/2010/wordprocessingGroup" xmlns:wpi="http://schemas.microsoft.com/office/word/2010/wordprocessingInk" xmlns:wps="http://schemas.microsoft.com/office/word/2010/wordprocessingShape" mc:Ignorable="w14 wp14">
+  <w:p>
+    <w:pPr>
+      <w:pStyle w:val="Header"/>
+      <w:jc w:val="left"/>
+    </w:pPr>
+    <w:r/>
+    <w:r>
+      <w:rPr>
+        <w:rFonts w:ascii="Times New Roman" w:hAnsi="Times New Roman"/>
+        <w:b w:val="0"/>
+        <w:i w:val="0"/>
+        <w:color w:val="666666"/>
+        <w:sz w:val="17"/>
+      </w:rPr>
+      <w:t>Lindenhof und Partner mbB | Insolvenz- und Restrukturierungsakte | Bearbeitungsstand Juli 2026</w:t>
+    </w:r>
+  </w:p>
+</w:hdr>
 </file>
 
 <file path=word/numbering.xml><?xml version="1.0" encoding="utf-8"?>
@@ -2358,11 +2597,12 @@
       <w:contextualSpacing/>
     </w:pPr>
     <w:rPr>
-      <w:rFonts w:asciiTheme="majorHAnsi" w:eastAsiaTheme="majorEastAsia" w:hAnsiTheme="majorHAnsi" w:cstheme="majorBidi"/>
+      <w:rFonts w:asciiTheme="majorHAnsi" w:eastAsiaTheme="majorEastAsia" w:hAnsiTheme="majorHAnsi" w:cstheme="majorBidi" w:ascii="Times New Roman" w:hAnsi="Times New Roman"/>
+      <w:b/>
       <w:color w:val="17365D" w:themeColor="text2" w:themeShade="BF"/>
       <w:spacing w:val="5"/>
       <w:kern w:val="28"/>
-      <w:sz w:val="52"/>
+      <w:sz w:val="30"/>
       <w:szCs w:val="52"/>
     </w:rPr>
   </w:style>

--- a/testakten/insolvenz-asset-deal-chaincortex-ai-berlin/09_asset-purchase-agreement-text.docx
+++ b/testakten/insolvenz-asset-deal-chaincortex-ai-berlin/09_asset-purchase-agreement-text.docx
@@ -437,25 +437,7 @@
         <w:jc w:val="left"/>
       </w:pPr>
       <w:r>
-        <w:t xml:space="preserve">(4) </w:t>
-      </w:r>
-      <w:r>
-        <w:rPr>
-          <w:b/>
-        </w:rPr>
-        <w:t>Kundendaten / DSGVO:</w:t>
-      </w:r>
-      <w:r>
-        <w:t xml:space="preserve"> Die in </w:t>
-      </w:r>
-      <w:r>
-        <w:rPr>
-          <w:b/>
-        </w:rPr>
-        <w:t>Anlage 1c</w:t>
-      </w:r>
-      <w:r>
-        <w:t xml:space="preserve"> näher bezeichneten Kundendaten werden in zwei Klassen geführt:</w:t>
+        <w:t>(4) Kundendaten: Die in Anlage 1c bezeichneten Datensätze werden vor dem Vollzug nach Zweck, Vertragsstand und Rechtsgrundlage getrennt.</w:t>
       </w:r>
     </w:p>
     <w:p>
@@ -464,13 +446,7 @@
         <w:spacing w:line="259" w:lineRule="auto" w:after="60"/>
       </w:pPr>
       <w:r>
-        <w:rPr>
-          <w:i/>
-        </w:rPr>
-        <w:t>Anlage 1c.1 — B2B-Kundendaten</w:t>
-      </w:r>
-      <w:r>
-        <w:t>: 12 juristische Personen mit Ansprechpartner-Daten. Die Übertragung erfolgt auf Grundlage von Art. 6 Abs. 1 lit. f DSGVO; eine Information der Ansprechpartner nach Art. 14 DSGVO durch die Parteien ist vorab erfolgt (Anlage 1c.1.i — Informationsschreiben vom 18.06.2026).</w:t>
+        <w:t>Anlage 1c.1 – B2B-Kundendaten: Firmendaten und erforderliche Ansprechpartnerdaten werden getrennt. Ansprechpartnerdaten dürfen nur nach dokumentierter Interessenabwägung gemäß Artikel 6 Absatz 1 Buchstabe f DSGVO und unter Beachtung der Informationspflichten übermittelt werden; Kundenverträge werden durch diese Klausel nicht übertragen.</w:t>
       </w:r>
     </w:p>
     <w:p>
@@ -479,13 +455,7 @@
         <w:spacing w:line="259" w:lineRule="auto" w:after="60"/>
       </w:pPr>
       <w:r>
-        <w:rPr>
-          <w:i/>
-        </w:rPr>
-        <w:t>Anlage 1c.2 — B2C-Privatkundendaten</w:t>
-      </w:r>
-      <w:r>
-        <w:t>: 8 natürliche Personen. Die Übertragung erfolgt vorbehaltlich des Ablaufs einer 30-Kalendertagsfrist nach Zugang des Informationsschreibens vom 18.06.2026; bei Widerspruch eines Betroffenen wird der zugehörige Datensatz nicht übermittelt bzw. ist vom Käufer binnen 7 Werktagen unwiderruflich zu löschen. Der Verkäufer haftet nicht für die nachträgliche Datenlöschung beim Käufer.</w:t>
+        <w:t>Anlage 1c.2 – B2C-Privatkundendaten: Die Schuldnerin versendet das Neuvertragsangebot selbst. Eine Übermittlung zu eigenen Zwecken des Käufers erfolgt nur nach positiver Rückmeldung des Kunden oder wenn der Kunde seine Daten unmittelbar beim Käufer angibt. Reine Aufbewahrungsdaten werden getrennt und nur aufgrund einer gesonderten Vereinbarung nach Artikel 28 Absatz 3 DSGVO verarbeitet.</w:t>
       </w:r>
     </w:p>
     <w:p>
@@ -1711,10 +1681,7 @@
         <w:spacing w:line="259" w:lineRule="auto" w:after="60"/>
       </w:pPr>
       <w:r>
-        <w:t xml:space="preserve">Anlage 1c.1 — Business-Kunden (juristische Personen) — siehe </w:t>
-      </w:r>
-      <w:r>
-        <w:t>xlsx/kundendaten-business.xlsx</w:t>
+        <w:t>Anlage 1c.1 – B2B-Kundendaten: Firmendaten und erforderliche Ansprechpartnerdaten werden getrennt. Ansprechpartnerdaten dürfen nur nach dokumentierter Interessenabwägung gemäß Artikel 6 Absatz 1 Buchstabe f DSGVO und unter Beachtung der Informationspflichten übermittelt werden; Kundenverträge werden durch diese Klausel nicht übertragen.</w:t>
       </w:r>
     </w:p>
     <w:p>
@@ -1723,10 +1690,7 @@
         <w:spacing w:line="259" w:lineRule="auto" w:after="60"/>
       </w:pPr>
       <w:r>
-        <w:t xml:space="preserve">Anlage 1c.2 — Privatkunden (natürliche Personen, vorbehaltlich 30-Tage-Widerspruchsfrist DSGVO) — siehe </w:t>
-      </w:r>
-      <w:r>
-        <w:t>xlsx/kundendaten-privat.xlsx</w:t>
+        <w:t>Anlage 1c.2 – Privatkunden; Neuvertragsdaten nur nach positiver Kundenreaktion, Aufbewahrungsdaten getrennt – siehe xlsx/kundendaten-privat.xlsx</w:t>
       </w:r>
     </w:p>
     <w:p>
